--- a/zht/docx/42.content.docx
+++ b/zht/docx/42.content.docx
@@ -48269,19 +48269,7 @@
         <w:rPr>
           <w:lang w:val="zh_TW" w:bidi="zh_TW"/>
         </w:rPr>
-        <w:t>叫你們在我國裡，坐在我的席上吃喝：見「</w:t>
-      </w:r>
-      <w:r>
-        <w:rPr>
-          <w:lang w:val="zh_TW" w:bidi="zh_TW"/>
-        </w:rPr>
-        <w:t>彌賽亞的筵席</w:t>
-      </w:r>
-      <w:r>
-        <w:rPr>
-          <w:lang w:val="zh_TW" w:bidi="zh_TW"/>
-        </w:rPr>
-        <w:t>」主題註釋。</w:t>
+        <w:t>叫你們在我國裡，坐在我的席上吃喝：見「彌賽亞的筵席」主題註釋。</w:t>
       </w:r>
       <w:r>
         <w:rPr>
